--- a/example_articles/countries/China/3.countries_China_New_York_Times.docx
+++ b/example_articles/countries/China/3.countries_China_New_York_Times.docx
@@ -29,17 +29,17 @@
     </w:p>
     <w:p>
       <w:r>
-        <w:t>Source File: NYT/30.DOCX</w:t>
+        <w:t>Source file: NYT/30.DOCX</w:t>
       </w:r>
     </w:p>
     <w:p>
       <w:r>
-        <w:t>Raw locations result: ['China', 'Shanghai', 'Guangzhou', 'Xiamen']</w:t>
+        <w:t>Raw locations result, 'locations': ['China', 'Shanghai', 'Guangzhou', 'Xiamen']</w:t>
       </w:r>
     </w:p>
     <w:p>
       <w:r>
-        <w:t>countries_stand_flat (Standardized): China</w:t>
+        <w:t>Standardized locations result, 'countries_stand_flat': China</w:t>
       </w:r>
     </w:p>
     <w:p>

--- a/example_articles/countries/China/3.countries_China_New_York_Times.docx
+++ b/example_articles/countries/China/3.countries_China_New_York_Times.docx
@@ -7,9 +7,7 @@
         <w:pStyle w:val="Heading1"/>
       </w:pPr>
       <w:r>
-        <w:t>NEIGHBORHOOD REPORT: HIGHBRIDGE;</w:t>
-        <w:br/>
-        <w:t>Development With a Twist</w:t>
+        <w:t>Making Trouble in Shanghai</w:t>
       </w:r>
     </w:p>
     <w:p>
@@ -19,22 +17,22 @@
     </w:p>
     <w:p>
       <w:r>
-        <w:t>Date: 1997-04-06</w:t>
+        <w:t>Date: 1992-01-05</w:t>
       </w:r>
     </w:p>
     <w:p>
       <w:r>
-        <w:t>Section: Section 13; ; Section 13; Page 10; Column 5; The City Weekly Desk ; Column 5;</w:t>
+        <w:t>Section: Section 7;; Section 7; Page 11; Column 1; Book Review Desk; Column 1;; Biography; Review</w:t>
       </w:r>
     </w:p>
     <w:p>
       <w:r>
-        <w:t>Source file: NYT/30.DOCX</w:t>
+        <w:t>Source file: NYT/48.DOCX</w:t>
       </w:r>
     </w:p>
     <w:p>
       <w:r>
-        <w:t>Raw locations result, 'locations': ['China', 'Shanghai', 'Guangzhou', 'Xiamen']</w:t>
+        <w:t>Raw locations result, 'locations': ['China']</w:t>
       </w:r>
     </w:p>
     <w:p>
@@ -51,21 +49,37 @@
     </w:p>
     <w:p>
       <w:r>
-        <w:t>Wilfredo Vargas understands the plight of the poor. He grew up on the streets of working-class Williamsburg, Brooklyn, in a fatherless family supported by his mother's meager garment worker's wages.</w:t>
+        <w:t>A CHINESE ODYSSEY</w:t>
         <w:br/>
-        <w:t>And although the 51-year-old Puerto Rican native long ago pulled himself up from his poverty-filled childhood, in his professional life he has embraced neighborhoods like the one where he was reared. He helped found Los Sures, a 25-year-old Brooklyn-based organization that started as a tenants' rights group and now develops housing.</w:t>
+        <w:t>The Life and Times of a Chinese Dissident.</w:t>
         <w:br/>
-        <w:t>Two years ago his commitment to community development took him to Highbridge as the executive director of the Highbridge Unity Center, which provides social services to tenants in buildings operated by the Highbridge Community Development Fund Corporation. Since 1988 it has renovated 28 buildings.</w:t>
+        <w:t>By Anne F. Thurston.</w:t>
         <w:br/>
-        <w:t>"I'm a community developer," said Mr. Vargas, who dresses in suits but spends little time behind his desk. "This is just a reincarnation of my life's work. Iit's just another phase."</w:t>
+        <w:t>440 pp. New York:</w:t>
         <w:br/>
-        <w:t>Mr. Vargas's interpretation of community development goes well beyond bricks and mortar. Concerned that the voices of the community weren't being heard, Mr. Vargas sent his staff knocking on apartment doors to hear their worries. A chief frustration for families was the turmoil in Public School 104, across the street from the center. Located in one of the worst districts in the city, the school's problems ranged from the mundane, a supply shortage, to the profound, a high turnover of principals and some of the lowest reading scores in the city.</w:t>
+        <w:t>Charles Scribner's Sons. $24.95.</w:t>
         <w:br/>
-        <w:t>To boost reading scores, in partnership with the school, Mr. Vargas established English, G.E.D. and computer literacy classes to improve the language skills of parents who couldn't help their children with their homework because of their own poor English.</w:t>
+        <w:t>THE Chinese dissident Ni Yuxian first had the chance to answer his Communist Party persecutors when the great investigative reporter Liu Binyan made him a hero of an essay, "A Second Kind of Loyalty." Now, with Anne F. Thurston's biography, "A Chinese Odyssey," he has yet another opportunity. But sometimes those who try to clear their names get themselves into even more hot water by presenting their cases in public. Mr. Ni comes across in this book as a thoroughly unpalatable character -- abrasive, unfaithful, opportunistic and arrogant, a man who even as a dissident disappoints us.</w:t>
         <w:br/>
-        <w:t>On one of first visits to the school Mr. Vargas saw the fire-damaged gym floor. The school had been waiting for two years for the School Construction Authority to make good on a promise to repair it. Mr. Vargas pulled together a crew of volunteers from the development organization's construction team. Working with donated materials, they rebuilt the gym in a month.</w:t>
+        <w:t>What distinguishes Ni Yuxian from most well-known Chinese dissidents is that he is not a member of China's intellectual elite. Born in 1945 into a working-class family in a town near Shanghai, he got himself admitted to the army (one of China's sole routes of upward mobility) when he was 16. Eventually, the "dissident soldier" managed to attend the Shanghai Maritime Academy.</w:t>
         <w:br/>
-        <w:t>Maria Santory Guasp, acting superintendent of Community School District 9, said Mr. Vargas's initiative "epitomizes what we want in all of our schools, a collaboration and a partnership."   ANDREA K. WALKER</w:t>
+        <w:t>But he was in constant trouble from early youth. As Ms. Thurston explains, he organized fellow soldiers, workers and students against the authorities, wrote angry letters to Mao Zedong and put up written posters defying ultraleftist policies. During the Cultural Revolution, he was arrested and detained for printing a pamphlet of sayings from Lenin (even Lenin could be considered counterrevolutionary at the height of the fervor). In 1977, he was thrown into a detention center in Shanghai for putting up a poster attacking the Gang of Four. He spent two years in fear that he would be executed, until the authorities released him in early 1979.</w:t>
+        <w:br/>
+        <w:t>Mr. Ni, Ms. Thurston tells us, was then reinstated at the Maritime Academy, where he was given work in the propaganda department. But he felt discriminated against when party leaders refused to facilitate his efforts to obtain a passport. He traveled to Beijing and headed to The People's Daily to join the lines of petitioners seeking to interest Liu Binyan in their cases. Finally, a letter caught the journalist's attention. In 1984, Mr. Liu went to Shanghai to meet Mr. Ni and investigate further.</w:t>
+        <w:br/>
+        <w:t>At the Maritime Academy, Ms. Thurston says, officials tried to persuade Mr. Liu that Mr. Ni was no antileftist hero during the Cultural Revolution: on the contrary, they said, he was an extremist who attacked teachers and cadres; he had stolen a bicycle; he was an egregious philanderer and had once been accused of rape. But Mr. Liu persisted despite his reservations. "A Second Kind of Loyalty" appeared in 1985. The ensuing furor was one cause of Mr. Liu's expulsion from the Communist Party for a second time.</w:t>
+        <w:br/>
+        <w:t>Fearful of being arrested again, Mr. Ni slipped into an elevator in the United States Consulate in Canton, eventually finding a sympathetic official who helped him obtain a visa. He arrived in the United States in 1986, where he became entangled with China Spring, a politically controversial emigre Chinese faction rumored to be funded by Taiwan. According to Ms. Thurston, he is now accused by former supporters of having misused funds from his own one-man organization, the Committee for the Promotion of Democracy in China.</w:t>
+        <w:br/>
+        <w:t>GIVEN the questions that have been raised about Ni Yuxian's character and motivations, the reader cannot but wish to know more about Ms. Thurston's doubts concerning Mr. Ni's self-presentation or her own commitment to explore his life. For she suggests in her preface that he is "a narcissist" who "often failed in his basic obligations to those closest to him, disappointing, sometimes bitterly so, his wife and his family, his teachers, his loves, and his friends."</w:t>
+        <w:br/>
+        <w:t>With this unimaginatively titled volume, Ms. Thurston, the author of "Enemies of the People," a book about victims of the Cultural Revolution, appears to have wanted to write both an academic biography of Mr. Ni and an impassioned history of the contemporary Chinese democracy movement. The fit is an awkward one, in part because Mr. Ni is a peripheral political figure who acted largely alone. In Shanghai, he had little connection with events in Beijing, and he was in the United States during the 1989 democracy movement. As biography, Ms. Thurston's account is oddly impersonal and distanced, though she spent hundreds of hours talking to Mr. Ni, and though she describes the relationships she developed during the years she spent interviewing his family as deep ones. We get only hints of the pain of Mr. Ni's wife or the bitterness of his mistress, even when the two meet in a minibus. Mr. Ni himself does not capture us, either as a man of courage or as one of interesting flaws.</w:t>
+        <w:br/>
+        <w:t>Still, the book has gripping moments. When Mr. Ni is dismissed from the army in 1964 for his "mistaken, capitalist, and revisionist thought," he stumbles on an opportunity to wipe his slate clean when a lazy official allows him to carry his own file to his new workplace. Terrified, he eases it open: "Every transgression he had ever committed was recorded there, many of which had long since faded into the dark recesses of the mind." By the time Mr. Ni is done burning the damaging evidence, the file is nearly empty.</w:t>
+        <w:br/>
+        <w:t>Ms. Thurston's powerful description of Mr. Ni's experience in a Shanghai detention center in 1977 rivals that of Nien Cheng, who recounted her solitary confinement in the same city in "Life and Death in Shanghai." Mr. Ni is placed in a 6-by-4-foot cell containing 19 men. Threats of execution, torture, disease and false accusations are constant. So filthy are conditions that soon "the prisoner's skin is marked by sores, his bottom covered with pimples, and the pimples are filled with blood and with pus, and when the pimples burst open the pus and the blood stick to his bottom like glue, so that when he has to remove his cotton trousers to use the matong the sores pull painfully open and frequently become infected, and every trip to the matong becomes a matter of dread." Mr. Ni wakes one night to find himself covered with sticky liquid -- the blood of the man next to him, who has slit his wrists.</w:t>
+        <w:br/>
+        <w:t>Ms. Thurston tells us that she was drawn to this story because she wished to write about "those rare cases where individuals manage to stay good" amid totalitarianism. But Ni Yuxian seems to have presented far more problematic a hero than either she, or Liu Binyan, had hoped.</w:t>
         <w:br/>
         <w:br/>
         <w:t>Graphic</w:t>
@@ -73,7 +87,7 @@
         <w:br/>
         <w:t xml:space="preserve"> </w:t>
         <w:br/>
-        <w:t>Photo: Wilfredo Vargas in the gym that he and his crew rebuilt in a month. (Ruby Washington/The New York Times)</w:t>
+        <w:t>Photo: Ni Yuxian as a young soldier in the Chinese Army, 1963.</w:t>
       </w:r>
     </w:p>
     <w:sectPr>

--- a/example_articles/countries/China/3.countries_China_New_York_Times.docx
+++ b/example_articles/countries/China/3.countries_China_New_York_Times.docx
@@ -7,7 +7,7 @@
         <w:pStyle w:val="Heading1"/>
       </w:pPr>
       <w:r>
-        <w:t>Making Trouble in Shanghai</w:t>
+        <w:t>China's Next Potential Boom Spot: The Places People Overlook</w:t>
       </w:r>
     </w:p>
     <w:p>
@@ -17,17 +17,17 @@
     </w:p>
     <w:p>
       <w:r>
-        <w:t>Date: 1992-01-05</w:t>
+        <w:t>Date: 2017-12-01</w:t>
       </w:r>
     </w:p>
     <w:p>
       <w:r>
-        <w:t>Section: Section 7;; Section 7; Page 11; Column 1; Book Review Desk; Column 1;; Biography; Review</w:t>
+        <w:t>Section: BUSINESS</w:t>
       </w:r>
     </w:p>
     <w:p>
       <w:r>
-        <w:t>Source file: NYT/48.DOCX</w:t>
+        <w:t>Source file: NYT/27.DOCX</w:t>
       </w:r>
     </w:p>
     <w:p>
@@ -49,45 +49,81 @@
     </w:p>
     <w:p>
       <w:r>
-        <w:t>A CHINESE ODYSSEY</w:t>
+        <w:t>Correction Appended</w:t>
         <w:br/>
-        <w:t>The Life and Times of a Chinese Dissident.</w:t>
+        <w:t>LIANGDUO, China — One crisp October morning, Han Youjun got into his silver delivery van and left this small town in eastern China. Within minutes, his van brimming with boxes of every size and shape, he was rumbling through rice paddies, down narrow village lanes and past modest farmhouses, deeper and deeper into China's vast hinterland.</w:t>
         <w:br/>
-        <w:t>By Anne F. Thurston.</w:t>
+        <w:t>In the past, delivery drivers like Mr. Han would have had little reason to travel so far. China's boom over the past four decades made its crowded metropolises wealthy. Much of the rest of the country, especially farming communities like those surrounding Liangduo, in the eastern province of Jiangsu, remained relatively poor.</w:t>
         <w:br/>
-        <w:t>440 pp. New York:</w:t>
+        <w:t>But more and more, the benefits of China's economic miracle are penetrating into smaller cities and countryside hamlets — as Mr. Han, a 32-year-old deliveryman for JD.com, an online retailer, knows all too well. The 70 packages crammed into his van that day were double the amount he usually hauled only 18 months earlier.</w:t>
         <w:br/>
-        <w:t>Charles Scribner's Sons. $24.95.</w:t>
+        <w:t>"The workdays have been getting longer," he said.</w:t>
         <w:br/>
-        <w:t>THE Chinese dissident Ni Yuxian first had the chance to answer his Communist Party persecutors when the great investigative reporter Liu Binyan made him a hero of an essay, "A Second Kind of Loyalty." Now, with Anne F. Thurston's biography, "A Chinese Odyssey," he has yet another opportunity. But sometimes those who try to clear their names get themselves into even more hot water by presenting their cases in public. Mr. Ni comes across in this book as a thoroughly unpalatable character -- abrasive, unfaithful, opportunistic and arrogant, a man who even as a dissident disappoints us.</w:t>
+        <w:t>China needs spenders in those places. The government is trying to shift the country's growth engine away from its traditional dependence on factories and building things. Those old growth sources are no longer dependable and require            more and more costly debt.</w:t>
         <w:br/>
-        <w:t>What distinguishes Ni Yuxian from most well-known Chinese dissidents is that he is not a member of China's intellectual elite. Born in 1945 into a working-class family in a town near Shanghai, he got himself admitted to the army (one of China's sole routes of upward mobility) when he was 16. Eventually, the "dissident soldier" managed to attend the Shanghai Maritime Academy.</w:t>
+        <w:t>Thanks to China's digital revolution, advances in farming and            billions of dollars spent on thousands of miles of new highways and railways, Chinese people away from the biggest cities are responding. Many of China's more remote areas are catching up to rich metropolises and connecting to the broader economy in ways they had not before, with potential long-term benefits for the Chinese economy and the world.</w:t>
         <w:br/>
-        <w:t>But he was in constant trouble from early youth. As Ms. Thurston explains, he organized fellow soldiers, workers and students against the authorities, wrote angry letters to Mao Zedong and put up written posters defying ultraleftist policies. During the Cultural Revolution, he was arrested and detained for printing a pamphlet of sayings from Lenin (even Lenin could be considered counterrevolutionary at the height of the fervor). In 1977, he was thrown into a detention center in Shanghai for putting up a poster attacking the Gang of Four. He spent two years in fear that he would be executed, until the authorities released him in early 1979.</w:t>
+        <w:t>In the prefecture that contains Liangduo, Yancheng, locals' wallets are fattening more quickly than the national rate, and their household spending — which surged 8 percent per person in 2016 — outpaced the rises in Beijing and Shanghai.</w:t>
         <w:br/>
-        <w:t>Mr. Ni, Ms. Thurston tells us, was then reinstated at the Maritime Academy, where he was given work in the propaganda department. But he felt discriminated against when party leaders refused to facilitate his efforts to obtain a passport. He traveled to Beijing and headed to The People's Daily to join the lines of petitioners seeking to interest Liu Binyan in their cases. Finally, a letter caught the journalist's attention. In 1984, Mr. Liu went to Shanghai to meet Mr. Ni and investigate further.</w:t>
+        <w:t>Signs of that new prosperity can be seen at Auto City, a jumble of ramshackle, boxy buildings in Yancheng where Toyota, Ford and just about every other major brand compete for customers. Zhou Zhengguo, owner of a dealership for the Chinese automaker Geely, expects to sell 2,000 cars this year, four times more than just two years ago.</w:t>
         <w:br/>
-        <w:t>At the Maritime Academy, Ms. Thurston says, officials tried to persuade Mr. Liu that Mr. Ni was no antileftist hero during the Cultural Revolution: on the contrary, they said, he was an extremist who attacked teachers and cadres; he had stolen a bicycle; he was an egregious philanderer and had once been accused of rape. But Mr. Liu persisted despite his reservations. "A Second Kind of Loyalty" appeared in 1985. The ensuing furor was one cause of Mr. Liu's expulsion from the Communist Party for a second time.</w:t>
+        <w:t>"Most people who bought cars were private businessmen," Mr. Zhou said. "Now working-class people buy, too."</w:t>
         <w:br/>
-        <w:t>Fearful of being arrested again, Mr. Ni slipped into an elevator in the United States Consulate in Canton, eventually finding a sympathetic official who helped him obtain a visa. He arrived in the United States in 1986, where he became entangled with China Spring, a politically controversial emigre Chinese faction rumored to be funded by Taiwan. According to Ms. Thurston, he is now accused by former supporters of having misused funds from his own one-man organization, the Committee for the Promotion of Democracy in China.</w:t>
+        <w:t>Those who live in China's less developed places could be crucial to the next stage of China's development.</w:t>
         <w:br/>
-        <w:t>GIVEN the questions that have been raised about Ni Yuxian's character and motivations, the reader cannot but wish to know more about Ms. Thurston's doubts concerning Mr. Ni's self-presentation or her own commitment to explore his life. For she suggests in her preface that he is "a narcissist" who "often failed in his basic obligations to those closest to him, disappointing, sometimes bitterly so, his wife and his family, his teachers, his loves, and his friends."</w:t>
+        <w:t>Robin Xing, an economist at Morgan Stanley, believes consumer spending in places like Yancheng's urban center will continue to outperform bigger cities. As a result, two-thirds of all additional private consumption growth will come from these less developed areas through 2030.</w:t>
         <w:br/>
-        <w:t>With this unimaginatively titled volume, Ms. Thurston, the author of "Enemies of the People," a book about victims of the Cultural Revolution, appears to have wanted to write both an academic biography of Mr. Ni and an impassioned history of the contemporary Chinese democracy movement. The fit is an awkward one, in part because Mr. Ni is a peripheral political figure who acted largely alone. In Shanghai, he had little connection with events in Beijing, and he was in the United States during the 1989 democracy movement. As biography, Ms. Thurston's account is oddly impersonal and distanced, though she spent hundreds of hours talking to Mr. Ni, and though she describes the relationships she developed during the years she spent interviewing his family as deep ones. We get only hints of the pain of Mr. Ni's wife or the bitterness of his mistress, even when the two meet in a minibus. Mr. Ni himself does not capture us, either as a man of courage or as one of interesting flaws.</w:t>
+        <w:t>"We do expect them to catch up, to narrow the income gap with the large cities," Mr. Xing said.</w:t>
         <w:br/>
-        <w:t>Still, the book has gripping moments. When Mr. Ni is dismissed from the army in 1964 for his "mistaken, capitalist, and revisionist thought," he stumbles on an opportunity to wipe his slate clean when a lazy official allows him to carry his own file to his new workplace. Terrified, he eases it open: "Every transgression he had ever committed was recorded there, many of which had long since faded into the dark recesses of the mind." By the time Mr. Ni is done burning the damaging evidence, the file is nearly empty.</w:t>
+        <w:t>Businesses are looking at such areas in a new light. New highways and high-speed railways make relocating factories and other operations into smaller cities easier, allowing companies to take advantage of their lower costs. Industrial output in Yancheng expanded more quickly than the national rate last year.</w:t>
         <w:br/>
-        <w:t>Ms. Thurston's powerful description of Mr. Ni's experience in a Shanghai detention center in 1977 rivals that of Nien Cheng, who recounted her solitary confinement in the same city in "Life and Death in Shanghai." Mr. Ni is placed in a 6-by-4-foot cell containing 19 men. Threats of execution, torture, disease and false accusations are constant. So filthy are conditions that soon "the prisoner's skin is marked by sores, his bottom covered with pimples, and the pimples are filled with blood and with pus, and when the pimples burst open the pus and the blood stick to his bottom like glue, so that when he has to remove his cotton trousers to use the matong the sores pull painfully open and frequently become infected, and every trip to the matong becomes a matter of dread." Mr. Ni wakes one night to find himself covered with sticky liquid -- the blood of the man next to him, who has slit his wrists.</w:t>
+        <w:t>The gains are not limited to the hinterland's main towns. Farms are becoming bigger, more efficient and more lucrative.</w:t>
         <w:br/>
-        <w:t>Ms. Thurston tells us that she was drawn to this story because she wished to write about "those rare cases where individuals manage to stay good" amid totalitarianism. But Ni Yuxian seems to have presented far more problematic a hero than either she, or Liu Binyan, had hoped.</w:t>
+        <w:t>In Xinling, a nearby village, Luo Jianhai, 37, is typical of a new breed of farmer-entrepreneur. He has steadily expanded the farm where he tills rice and wheat by renting land from his neighbors. He also invested in two new tractors, which he lends out to other farmers who need them to work their own larger plots. Over the past three years his annual income has increased seven times, to $100,000, and his spending has quadrupled, mainly on higher-quality clothing for his three children and a new, $17,000 car from a General Motors joint venture.</w:t>
         <w:br/>
+        <w:t>His improved lifestyle, Mr. Luo said, "is the difference between being poor and having money."</w:t>
         <w:br/>
-        <w:t>Graphic</w:t>
+        <w:t>Nearby, Cheng Zhiguo, 47, also enlarged his farm this year, increasing his net income to about $23,000 — five times greater than just three years ago. His reward: his first car, a Hyundai, bought in August.</w:t>
         <w:br/>
+        <w:t>Such change is luring urban entrepreneurs such as Zhou Jian. Mr. Zhou, a 33-year-old resident of Nanjing, a major city in eastern China, figured that large-scale farming would also need more money. In 2013, he founded Nongfenqi E-Commerce Company, which helps arrange loans for farming families from banks and other lenders.</w:t>
         <w:br/>
-        <w:t xml:space="preserve"> </w:t>
+        <w:t>Nongfenqi has since arranged about $150 million in loans, opened more than 100 offices spread around rural China and hired 800 employees. "The upgrading of the market allows businesses like us to serve these big farmers," Mr. Zhou said.</w:t>
         <w:br/>
-        <w:t>Photo: Ni Yuxian as a young soldier in the Chinese Army, 1963.</w:t>
+        <w:t>Such opportunity has attracted JD.com. Over the past three years, JD.com has more than doubled its army of deliverymen, many aimed at reaching into rural towns and villages.</w:t>
+        <w:br/>
+        <w:t>"Building a rural logistics network is one of our most important strategies," said Wang Hui, JD.com's head of delivery services. "With consumption developing in rural areas, we hope we can catch this opportunity to expand our business."</w:t>
+        <w:br/>
+        <w:t>That chilly morning in Liangduo, where the delivery station opened last year, a giant JD.com truck squeezed down a cluttered central street to disgorge hundreds of packages, which were sorted and carried to customers by nine full-time delivery personnel. The station is intended to help introduce residents to how e-commerce works. Next door, a merchant transformed his appliance shop into a JD.com outlet, where farmers, often unfamiliar with e-commerce, can test products available online and place orders.</w:t>
+        <w:br/>
+        <w:t>It's an "online-to-offline" experiment to educate these new consumers in online shopping. The delivery station "is not just a logistics center," said the JD.com manager in Liangduo, Ye Huanglong. "Anyone can come in and ask questions."</w:t>
+        <w:br/>
+        <w:t>Not all rural regions are advancing as quickly as Liangduo. Hu Bingchuan, deputy researcher at the Rural Development Institute of the Chinese Academy of Social Sciences in Beijing, fears companies may discover, at least for now, that their profits from countryside customers do not match their efforts to chase them.</w:t>
+        <w:br/>
+        <w:t>"Most rural areas are not that successful yet," he said. "E-commerce platforms won't be able to copy their success in cities to rural regions."</w:t>
+        <w:br/>
+        <w:t>The future, though, holds promise. One of Mr. Han's first stops is at the home of Han Aifeng, a farmer. She ordered cartons of milk, which, she said, make for a convenient refreshment when tending her fish-farming ponds. The milk is among China's most expensive brands, but Ms. Han, 64, can now afford it. Her husband works at a furniture factory, while she has increased the family income by raising crayfish and selling them in the local marketplace.</w:t>
+        <w:br/>
+        <w:t>In all, the household's annual income doubled in the past two years, to about $30,000, and Ms. Han's spending on food and other goods has increased as well, much of it ordered online, using her smartphone. Discarded delivery boxes for pomelo, rice wine and yogurt are stacked on top of old rice hulls in a corner of her home's courtyard.</w:t>
+        <w:br/>
+        <w:t>"I used to have to ride an electric bike to the market when I needed to go shopping," Ms. Han said. "Now people bring everything to my door."</w:t>
+        <w:br/>
+        <w:t>Follow Michael Schuman on Twitter: @MichaelSchuman.Cao Li contributed research.</w:t>
+        <w:br/>
+        <w:t>Correction: December 8, 2017, Friday</w:t>
+        <w:br/>
+        <w:t>This article has been revised to reflect the following correction: An earlier version of this article misspelled the given name of a deputy researcher at the Chinese Academy of Social Sciences. He is Hu Bingchuan, not Binchuan.</w:t>
+        <w:br/>
+        <w:t>PHOTOS: ENERGY DRINKS AND OATMEAL: Cui Xiaokai, 24, with an order from JD.com, which has more than doubled its army of deliverymen recently.; INSTANT NOODLES: He Yanmei, 39, with an order for her children.; YOGURT: Zhou Xingdong, 45, bought a carton of yogurt on JD.com. (B1); Luo Jianhai, a farmer in Xinling village in eastern China, near left, has bolstered his income by expanding his farm to become a collective where others work.; Delivery personnel for JD.com sorting packages in Liangduo in eastern China. Online shopping has expanded into less developed parts of the country as incomes have risen.; A clothing store in Yancheng. Growth in household spending there has outpaced larger areas.; Han Aifeng: Farmer (PHOTOGRAPHS BY YUYANG LIU FOR THE NEW YORK TIMES) (B5)</w:t>
+        <w:br/>
+        <w:t>Related Articles</w:t>
+        <w:br/>
+        <w:t>Xi Jinping Vows No Poverty in China by 2020. That Could Be Hard.</w:t>
+        <w:br/>
+        <w:t>China's New Antipollution Push Could Cool Its Growth Engine</w:t>
+        <w:br/>
+        <w:t>For Couriers, China's E-Commerce Boom Can Be a Tough Road</w:t>
+        <w:br/>
+        <w:t>Awash in Empty Homes, China Asks Migrant Workers to Settle Down</w:t>
       </w:r>
     </w:p>
     <w:sectPr>

--- a/example_articles/countries/China/3.countries_China_New_York_Times.docx
+++ b/example_articles/countries/China/3.countries_China_New_York_Times.docx
@@ -32,7 +32,7 @@
     </w:p>
     <w:p>
       <w:r>
-        <w:t>Raw locations result, 'locations': ['China']</w:t>
+        <w:t>Raw locations result, 'locations': ['China', 'Jiangsu']</w:t>
       </w:r>
     </w:p>
     <w:p>

--- a/example_articles/countries/China/3.countries_China_New_York_Times.docx
+++ b/example_articles/countries/China/3.countries_China_New_York_Times.docx
@@ -7,7 +7,7 @@
         <w:pStyle w:val="Heading1"/>
       </w:pPr>
       <w:r>
-        <w:t>China's Next Potential Boom Spot: The Places People Overlook</w:t>
+        <w:t>In China, Pajamas Are Not Just for Bedtime</w:t>
       </w:r>
     </w:p>
     <w:p>
@@ -17,22 +17,22 @@
     </w:p>
     <w:p>
       <w:r>
-        <w:t>Date: 2017-12-01</w:t>
+        <w:t>Date: 2010-05-23</w:t>
       </w:r>
     </w:p>
     <w:p>
       <w:r>
-        <w:t>Section: BUSINESS</w:t>
+        <w:t>Section: Section WK; Column 0; Editorial Desk; Pg. 7; LETTERS</w:t>
       </w:r>
     </w:p>
     <w:p>
       <w:r>
-        <w:t>Source file: NYT/27.DOCX</w:t>
+        <w:t>Source file: NYT/22.DOCX</w:t>
       </w:r>
     </w:p>
     <w:p>
       <w:r>
-        <w:t>Raw locations result, 'locations': ['China', 'Jiangsu']</w:t>
+        <w:t>Raw locations result, 'locations': ['China']</w:t>
       </w:r>
     </w:p>
     <w:p>
@@ -49,81 +49,44 @@
     </w:p>
     <w:p>
       <w:r>
-        <w:t>Correction Appended</w:t>
+        <w:t>To the Editor:</w:t>
         <w:br/>
-        <w:t>LIANGDUO, China — One crisp October morning, Han Youjun got into his silver delivery van and left this small town in eastern China. Within minutes, his van brimming with boxes of every size and shape, he was rumbling through rice paddies, down narrow village lanes and past modest farmhouses, deeper and deeper into China's vast hinterland.</w:t>
+        <w:t xml:space="preserve">  Re ''The Pajama Game Closes in Shanghai,'' by Gao Yubing (Op-Ed, May 17):</w:t>
         <w:br/>
-        <w:t>In the past, delivery drivers like Mr. Han would have had little reason to travel so far. China's boom over the past four decades made its crowded metropolises wealthy. Much of the rest of the country, especially farming communities like those surrounding Liangduo, in the eastern province of Jiangsu, remained relatively poor.</w:t>
+        <w:t xml:space="preserve">  For an old man like me in my 80s, I can attest that in the old China, ''pajamas'' were not pajamas but actual daily wear among most Chinese, especially among farmers in the country and blue-collar workers in cities. They were cheap, comfortable and convenient. It was journalists from the West who began to call common people's daily wear ''pajamas'' -- because they did look like pajamas.</w:t>
         <w:br/>
-        <w:t>But more and more, the benefits of China's economic miracle are penetrating into smaller cities and countryside hamlets — as Mr. Han, a 32-year-old deliveryman for JD.com, an online retailer, knows all too well. The 70 packages crammed into his van that day were double the amount he usually hauled only 18 months earlier.</w:t>
+        <w:t xml:space="preserve">  In the old days, Chinese often felt insulted when Hollywood movies began to identify Chinese with women's bound feet, men's pigtails, opium and now pajamas. Even today many Chinese are sensitive about these misconceptions among Westerners. Beijing leaders are perhaps more so -- thus a ban on ''pajamas'' in public, if only to avoid foreigners' curiosity while visiting the 2010 World Expo in Shanghai.</w:t>
         <w:br/>
-        <w:t>"The workdays have been getting longer," he said.</w:t>
+        <w:t xml:space="preserve">  Believe me, today in China, relatively few can afford to wear real silk pajamas in public, if only to show off their wealth.</w:t>
         <w:br/>
-        <w:t>China needs spenders in those places. The government is trying to shift the country's growth engine away from its traditional dependence on factories and building things. Those old growth sources are no longer dependable and require            more and more costly debt.</w:t>
+        <w:t xml:space="preserve">  Timothy Tung New York, May 17, 2010</w:t>
         <w:br/>
-        <w:t>Thanks to China's digital revolution, advances in farming and            billions of dollars spent on thousands of miles of new highways and railways, Chinese people away from the biggest cities are responding. Many of China's more remote areas are catching up to rich metropolises and connecting to the broader economy in ways they had not before, with potential long-term benefits for the Chinese economy and the world.</w:t>
+        <w:t xml:space="preserve">  To the Editor:</w:t>
         <w:br/>
-        <w:t>In the prefecture that contains Liangduo, Yancheng, locals' wallets are fattening more quickly than the national rate, and their household spending — which surged 8 percent per person in 2016 — outpaced the rises in Beijing and Shanghai.</w:t>
+        <w:t xml:space="preserve">  I read ''The Pajama Game Closes in Shanghai'' with great amusement.</w:t>
         <w:br/>
-        <w:t>Signs of that new prosperity can be seen at Auto City, a jumble of ramshackle, boxy buildings in Yancheng where Toyota, Ford and just about every other major brand compete for customers. Zhou Zhengguo, owner of a dealership for the Chinese automaker Geely, expects to sell 2,000 cars this year, four times more than just two years ago.</w:t>
+        <w:t xml:space="preserve">  My Chinese uncle pointed scornfully at the Shanghainese wearing their pajamas as daywear when I last visited Shanghai in 2001. I viewed the colorful attire as a remarkable change from the drab Mao suits that I remembered from my earlier trips to China.</w:t>
         <w:br/>
-        <w:t>"Most people who bought cars were private businessmen," Mr. Zhou said. "Now working-class people buy, too."</w:t>
+        <w:t xml:space="preserve">  Gao Yubing points out the practical reasons for wearing pajamas, which are indeed modest, and reminds us that they are worn in a different context than in the West.</w:t>
         <w:br/>
-        <w:t>Those who live in China's less developed places could be crucial to the next stage of China's development.</w:t>
+        <w:t xml:space="preserve">  When I returned home to Boston, I realized that Americans were sporting the same daywear. College students seem to have no qualms about wearing their pajamas in public. The American students tend to be a bit messier; they don't wear matching tops and bottoms. But the baggy flannel outfits are clearly pajamas.</w:t>
         <w:br/>
-        <w:t>Robin Xing, an economist at Morgan Stanley, believes consumer spending in places like Yancheng's urban center will continue to outperform bigger cities. As a result, two-thirds of all additional private consumption growth will come from these less developed areas through 2030.</w:t>
+        <w:t xml:space="preserve">  Pamela R. Chang Boston, May 17, 2010</w:t>
         <w:br/>
-        <w:t>"We do expect them to catch up, to narrow the income gap with the large cities," Mr. Xing said.</w:t>
+        <w:t xml:space="preserve">  To the Editor:</w:t>
         <w:br/>
-        <w:t>Businesses are looking at such areas in a new light. New highways and high-speed railways make relocating factories and other operations into smaller cities easier, allowing companies to take advantage of their lower costs. Industrial output in Yancheng expanded more quickly than the national rate last year.</w:t>
+        <w:t xml:space="preserve">  I'd like to make two points about wearing pajamas in public:</w:t>
         <w:br/>
-        <w:t>The gains are not limited to the hinterland's main towns. Farms are becoming bigger, more efficient and more lucrative.</w:t>
+        <w:t xml:space="preserve">  It's a status symbol. Wearing pajamas is a sign that you don't have to work.</w:t>
         <w:br/>
-        <w:t>In Xinling, a nearby village, Luo Jianhai, 37, is typical of a new breed of farmer-entrepreneur. He has steadily expanded the farm where he tills rice and wheat by renting land from his neighbors. He also invested in two new tractors, which he lends out to other farmers who need them to work their own larger plots. Over the past three years his annual income has increased seven times, to $100,000, and his spending has quadrupled, mainly on higher-quality clothing for his three children and a new, $17,000 car from a General Motors joint venture.</w:t>
+        <w:t xml:space="preserve">  The pajamas worn on the street are not the pajamas used for sleeping (in which case they'd be all wrinkled).</w:t>
         <w:br/>
-        <w:t>His improved lifestyle, Mr. Luo said, "is the difference between being poor and having money."</w:t>
+        <w:t xml:space="preserve">  As far as the ban goes, it certainly hasn't extended to my working-class Chinese neighborhood, where foreigners here for the Expo are unlikely to venture.</w:t>
         <w:br/>
-        <w:t>Nearby, Cheng Zhiguo, 47, also enlarged his farm this year, increasing his net income to about $23,000 — five times greater than just three years ago. His reward: his first car, a Hyundai, bought in August.</w:t>
+        <w:t xml:space="preserve">  Thomas Caron Shanghai, May 17, 2010</w:t>
         <w:br/>
-        <w:t>Such change is luring urban entrepreneurs such as Zhou Jian. Mr. Zhou, a 33-year-old resident of Nanjing, a major city in eastern China, figured that large-scale farming would also need more money. In 2013, he founded Nongfenqi E-Commerce Company, which helps arrange loans for farming families from banks and other lenders.</w:t>
         <w:br/>
-        <w:t>Nongfenqi has since arranged about $150 million in loans, opened more than 100 offices spread around rural China and hired 800 employees. "The upgrading of the market allows businesses like us to serve these big farmers," Mr. Zhou said.</w:t>
-        <w:br/>
-        <w:t>Such opportunity has attracted JD.com. Over the past three years, JD.com has more than doubled its army of deliverymen, many aimed at reaching into rural towns and villages.</w:t>
-        <w:br/>
-        <w:t>"Building a rural logistics network is one of our most important strategies," said Wang Hui, JD.com's head of delivery services. "With consumption developing in rural areas, we hope we can catch this opportunity to expand our business."</w:t>
-        <w:br/>
-        <w:t>That chilly morning in Liangduo, where the delivery station opened last year, a giant JD.com truck squeezed down a cluttered central street to disgorge hundreds of packages, which were sorted and carried to customers by nine full-time delivery personnel. The station is intended to help introduce residents to how e-commerce works. Next door, a merchant transformed his appliance shop into a JD.com outlet, where farmers, often unfamiliar with e-commerce, can test products available online and place orders.</w:t>
-        <w:br/>
-        <w:t>It's an "online-to-offline" experiment to educate these new consumers in online shopping. The delivery station "is not just a logistics center," said the JD.com manager in Liangduo, Ye Huanglong. "Anyone can come in and ask questions."</w:t>
-        <w:br/>
-        <w:t>Not all rural regions are advancing as quickly as Liangduo. Hu Bingchuan, deputy researcher at the Rural Development Institute of the Chinese Academy of Social Sciences in Beijing, fears companies may discover, at least for now, that their profits from countryside customers do not match their efforts to chase them.</w:t>
-        <w:br/>
-        <w:t>"Most rural areas are not that successful yet," he said. "E-commerce platforms won't be able to copy their success in cities to rural regions."</w:t>
-        <w:br/>
-        <w:t>The future, though, holds promise. One of Mr. Han's first stops is at the home of Han Aifeng, a farmer. She ordered cartons of milk, which, she said, make for a convenient refreshment when tending her fish-farming ponds. The milk is among China's most expensive brands, but Ms. Han, 64, can now afford it. Her husband works at a furniture factory, while she has increased the family income by raising crayfish and selling them in the local marketplace.</w:t>
-        <w:br/>
-        <w:t>In all, the household's annual income doubled in the past two years, to about $30,000, and Ms. Han's spending on food and other goods has increased as well, much of it ordered online, using her smartphone. Discarded delivery boxes for pomelo, rice wine and yogurt are stacked on top of old rice hulls in a corner of her home's courtyard.</w:t>
-        <w:br/>
-        <w:t>"I used to have to ride an electric bike to the market when I needed to go shopping," Ms. Han said. "Now people bring everything to my door."</w:t>
-        <w:br/>
-        <w:t>Follow Michael Schuman on Twitter: @MichaelSchuman.Cao Li contributed research.</w:t>
-        <w:br/>
-        <w:t>Correction: December 8, 2017, Friday</w:t>
-        <w:br/>
-        <w:t>This article has been revised to reflect the following correction: An earlier version of this article misspelled the given name of a deputy researcher at the Chinese Academy of Social Sciences. He is Hu Bingchuan, not Binchuan.</w:t>
-        <w:br/>
-        <w:t>PHOTOS: ENERGY DRINKS AND OATMEAL: Cui Xiaokai, 24, with an order from JD.com, which has more than doubled its army of deliverymen recently.; INSTANT NOODLES: He Yanmei, 39, with an order for her children.; YOGURT: Zhou Xingdong, 45, bought a carton of yogurt on JD.com. (B1); Luo Jianhai, a farmer in Xinling village in eastern China, near left, has bolstered his income by expanding his farm to become a collective where others work.; Delivery personnel for JD.com sorting packages in Liangduo in eastern China. Online shopping has expanded into less developed parts of the country as incomes have risen.; A clothing store in Yancheng. Growth in household spending there has outpaced larger areas.; Han Aifeng: Farmer (PHOTOGRAPHS BY YUYANG LIU FOR THE NEW YORK TIMES) (B5)</w:t>
-        <w:br/>
-        <w:t>Related Articles</w:t>
-        <w:br/>
-        <w:t>Xi Jinping Vows No Poverty in China by 2020. That Could Be Hard.</w:t>
-        <w:br/>
-        <w:t>China's New Antipollution Push Could Cool Its Growth Engine</w:t>
-        <w:br/>
-        <w:t>For Couriers, China's E-Commerce Boom Can Be a Tough Road</w:t>
-        <w:br/>
-        <w:t>Awash in Empty Homes, China Asks Migrant Workers to Settle Down</w:t>
+        <w:t>http://www.nytimes.com</w:t>
       </w:r>
     </w:p>
     <w:sectPr>
